--- a/dist/BA Generator/Master Folder/Master BA Timlak Konsultan/07. Memorandum Penetapan Dokumen Pemilihan.docx
+++ b/dist/BA Generator/Master Folder/Master BA Timlak Konsultan/07. Memorandum Penetapan Dokumen Pemilihan.docx
@@ -1,6 +1,6 @@
 
 <file path=word/document.xml><?xml version="1.0" encoding="utf-8"?>
-<w:document xmlns:wpc="http://schemas.microsoft.com/office/word/2010/wordprocessingCanvas" xmlns:cx="http://schemas.microsoft.com/office/drawing/2014/chartex" xmlns:cx1="http://schemas.microsoft.com/office/drawing/2015/9/8/chartex" xmlns:cx2="http://schemas.microsoft.com/office/drawing/2015/10/21/chartex" xmlns:cx3="http://schemas.microsoft.com/office/drawing/2016/5/9/chartex" xmlns:cx4="http://schemas.microsoft.com/office/drawing/2016/5/10/chartex" xmlns:cx5="http://schemas.microsoft.com/office/drawing/2016/5/11/chartex" xmlns:cx6="http://schemas.microsoft.com/office/drawing/2016/5/12/chartex" xmlns:cx7="http://schemas.microsoft.com/office/drawing/2016/5/13/chartex" xmlns:cx8="http://schemas.microsoft.com/office/drawing/2016/5/14/chartex" xmlns:mc="http://schemas.openxmlformats.org/markup-compatibility/2006" xmlns:aink="http://schemas.microsoft.com/office/drawing/2016/ink" xmlns:am3d="http://schemas.microsoft.com/office/drawing/2017/model3d" xmlns:o="urn:schemas-microsoft-com:office:office" xmlns:r="http://schemas.openxmlformats.org/officeDocument/2006/relationships" xmlns:m="http://schemas.openxmlformats.org/officeDocument/2006/math" xmlns:v="urn:schemas-microsoft-com:vml" xmlns:wp14="http://schemas.microsoft.com/office/word/2010/wordprocessingDrawing" xmlns:wp="http://schemas.openxmlformats.org/drawingml/2006/wordprocessingDrawing" xmlns:w10="urn:schemas-microsoft-com:office:word" xmlns:w="http://schemas.openxmlformats.org/wordprocessingml/2006/main" xmlns:w14="http://schemas.microsoft.com/office/word/2010/wordml" xmlns:w15="http://schemas.microsoft.com/office/word/2012/wordml" xmlns:w16cex="http://schemas.microsoft.com/office/word/2018/wordml/cex" xmlns:w16cid="http://schemas.microsoft.com/office/word/2016/wordml/cid" xmlns:w16="http://schemas.microsoft.com/office/word/2018/wordml" xmlns:w16sdtdh="http://schemas.microsoft.com/office/word/2020/wordml/sdtdatahash" xmlns:w16se="http://schemas.microsoft.com/office/word/2015/wordml/symex" xmlns:wpg="http://schemas.microsoft.com/office/word/2010/wordprocessingGroup" xmlns:wpi="http://schemas.microsoft.com/office/word/2010/wordprocessingInk" xmlns:wne="http://schemas.microsoft.com/office/word/2006/wordml" xmlns:wps="http://schemas.microsoft.com/office/word/2010/wordprocessingShape" mc:Ignorable="w14 w15 w16se w16cid w16 w16cex w16sdtdh wp14">
+<w:document xmlns:wpc="http://schemas.microsoft.com/office/word/2010/wordprocessingCanvas" xmlns:cx="http://schemas.microsoft.com/office/drawing/2014/chartex" xmlns:cx1="http://schemas.microsoft.com/office/drawing/2015/9/8/chartex" xmlns:cx2="http://schemas.microsoft.com/office/drawing/2015/10/21/chartex" xmlns:cx3="http://schemas.microsoft.com/office/drawing/2016/5/9/chartex" xmlns:cx4="http://schemas.microsoft.com/office/drawing/2016/5/10/chartex" xmlns:cx5="http://schemas.microsoft.com/office/drawing/2016/5/11/chartex" xmlns:cx6="http://schemas.microsoft.com/office/drawing/2016/5/12/chartex" xmlns:cx7="http://schemas.microsoft.com/office/drawing/2016/5/13/chartex" xmlns:cx8="http://schemas.microsoft.com/office/drawing/2016/5/14/chartex" xmlns:mc="http://schemas.openxmlformats.org/markup-compatibility/2006" xmlns:aink="http://schemas.microsoft.com/office/drawing/2016/ink" xmlns:am3d="http://schemas.microsoft.com/office/drawing/2017/model3d" xmlns:o="urn:schemas-microsoft-com:office:office" xmlns:oel="http://schemas.microsoft.com/office/2019/extlst" xmlns:r="http://schemas.openxmlformats.org/officeDocument/2006/relationships" xmlns:m="http://schemas.openxmlformats.org/officeDocument/2006/math" xmlns:v="urn:schemas-microsoft-com:vml" xmlns:wp14="http://schemas.microsoft.com/office/word/2010/wordprocessingDrawing" xmlns:wp="http://schemas.openxmlformats.org/drawingml/2006/wordprocessingDrawing" xmlns:w10="urn:schemas-microsoft-com:office:word" xmlns:w="http://schemas.openxmlformats.org/wordprocessingml/2006/main" xmlns:w14="http://schemas.microsoft.com/office/word/2010/wordml" xmlns:w15="http://schemas.microsoft.com/office/word/2012/wordml" xmlns:w16cex="http://schemas.microsoft.com/office/word/2018/wordml/cex" xmlns:w16cid="http://schemas.microsoft.com/office/word/2016/wordml/cid" xmlns:w16="http://schemas.microsoft.com/office/word/2018/wordml" xmlns:w16du="http://schemas.microsoft.com/office/word/2023/wordml/word16du" xmlns:w16sdtdh="http://schemas.microsoft.com/office/word/2020/wordml/sdtdatahash" xmlns:w16sdtfl="http://schemas.microsoft.com/office/word/2024/wordml/sdtformatlock" xmlns:w16se="http://schemas.microsoft.com/office/word/2015/wordml/symex" xmlns:wpg="http://schemas.microsoft.com/office/word/2010/wordprocessingGroup" xmlns:wpi="http://schemas.microsoft.com/office/word/2010/wordprocessingInk" xmlns:wne="http://schemas.microsoft.com/office/word/2006/wordml" xmlns:wps="http://schemas.microsoft.com/office/word/2010/wordprocessingShape" mc:Ignorable="w14 w15 w16se w16cid w16 w16cex w16sdtdh w16sdtfl w16du wp14">
   <w:body>
     <w:p>
       <w:pPr>
@@ -72,23 +72,7 @@
           <w:rFonts w:ascii="Arial" w:hAnsi="Arial" w:cs="Arial"/>
           <w:lang w:val="en-US"/>
         </w:rPr>
-        <w:t>{</w:t>
-      </w:r>
-      <w:proofErr w:type="spellStart"/>
-      <w:r>
-        <w:rPr>
-          <w:rFonts w:ascii="Arial" w:hAnsi="Arial" w:cs="Arial"/>
-          <w:lang w:val="en-US"/>
-        </w:rPr>
-        <w:t>kode_klasifikasi</w:t>
-      </w:r>
-      <w:proofErr w:type="spellEnd"/>
-      <w:r>
-        <w:rPr>
-          <w:rFonts w:ascii="Arial" w:hAnsi="Arial" w:cs="Arial"/>
-          <w:lang w:val="en-US"/>
-        </w:rPr>
-        <w:t>}</w:t>
+        <w:t>{kode_klasifikasi}</w:t>
       </w:r>
       <w:r>
         <w:rPr>
@@ -555,7 +539,6 @@
         </w:rPr>
         <w:t>{hari_</w:t>
       </w:r>
-      <w:proofErr w:type="spellStart"/>
       <w:r>
         <w:rPr>
           <w:rStyle w:val="normaltextrun"/>
@@ -565,7 +548,6 @@
         </w:rPr>
         <w:t>reviu</w:t>
       </w:r>
-      <w:proofErr w:type="spellEnd"/>
       <w:r>
         <w:rPr>
           <w:rStyle w:val="normaltextrun"/>
@@ -598,7 +580,6 @@
         </w:rPr>
         <w:t>sebut_</w:t>
       </w:r>
-      <w:proofErr w:type="spellStart"/>
       <w:r>
         <w:rPr>
           <w:rStyle w:val="normaltextrun"/>
@@ -608,7 +589,6 @@
         </w:rPr>
         <w:t>reviu</w:t>
       </w:r>
-      <w:proofErr w:type="spellEnd"/>
       <w:r>
         <w:rPr>
           <w:rStyle w:val="normaltextrun"/>
@@ -641,7 +621,6 @@
         </w:rPr>
         <w:t>{bulan_sebut_</w:t>
       </w:r>
-      <w:proofErr w:type="spellStart"/>
       <w:r>
         <w:rPr>
           <w:rStyle w:val="normaltextrun"/>
@@ -651,7 +630,6 @@
         </w:rPr>
         <w:t>reviu</w:t>
       </w:r>
-      <w:proofErr w:type="spellEnd"/>
       <w:r>
         <w:rPr>
           <w:rStyle w:val="normaltextrun"/>
@@ -693,7 +671,6 @@
         </w:rPr>
         <w:t>_</w:t>
       </w:r>
-      <w:proofErr w:type="spellStart"/>
       <w:r>
         <w:rPr>
           <w:rStyle w:val="normaltextrun"/>
@@ -703,7 +680,6 @@
         </w:rPr>
         <w:t>reviu</w:t>
       </w:r>
-      <w:proofErr w:type="spellEnd"/>
       <w:r>
         <w:rPr>
           <w:rStyle w:val="normaltextrun"/>
@@ -1030,37 +1006,12 @@
           <w:lang w:val="id-ID"/>
         </w:rPr>
       </w:pPr>
-      <w:proofErr w:type="spellStart"/>
       <w:r>
         <w:rPr>
           <w:rFonts w:ascii="Arial" w:hAnsi="Arial" w:cs="Arial"/>
           <w:lang w:val="en-US"/>
         </w:rPr>
-        <w:t>Kepala</w:t>
-      </w:r>
-      <w:proofErr w:type="spellEnd"/>
-      <w:r>
-        <w:rPr>
-          <w:rFonts w:ascii="Arial" w:hAnsi="Arial" w:cs="Arial"/>
-          <w:lang w:val="en-US"/>
-        </w:rPr>
-        <w:t xml:space="preserve"> {</w:t>
-      </w:r>
-      <w:proofErr w:type="spellStart"/>
-      <w:r>
-        <w:rPr>
-          <w:rFonts w:ascii="Arial" w:hAnsi="Arial" w:cs="Arial"/>
-          <w:lang w:val="en-US"/>
-        </w:rPr>
-        <w:t>balai</w:t>
-      </w:r>
-      <w:proofErr w:type="spellEnd"/>
-      <w:r>
-        <w:rPr>
-          <w:rFonts w:ascii="Arial" w:hAnsi="Arial" w:cs="Arial"/>
-          <w:lang w:val="en-US"/>
-        </w:rPr>
-        <w:t>}</w:t>
+        <w:t>Kepala {balai}</w:t>
       </w:r>
     </w:p>
     <w:p>
@@ -1081,21 +1032,12 @@
           <w:lang w:val="id-ID"/>
         </w:rPr>
       </w:pPr>
-      <w:proofErr w:type="spellStart"/>
       <w:r>
         <w:rPr>
           <w:rFonts w:ascii="Arial" w:hAnsi="Arial" w:cs="Arial"/>
           <w:lang w:val="en-US"/>
         </w:rPr>
-        <w:t>Kepala</w:t>
-      </w:r>
-      <w:proofErr w:type="spellEnd"/>
-      <w:r>
-        <w:rPr>
-          <w:rFonts w:ascii="Arial" w:hAnsi="Arial" w:cs="Arial"/>
-          <w:lang w:val="en-US"/>
-        </w:rPr>
-        <w:t xml:space="preserve"> </w:t>
+        <w:t xml:space="preserve">Kepala </w:t>
       </w:r>
       <w:r>
         <w:rPr>
@@ -1128,23 +1070,7 @@
           <w:rFonts w:ascii="Arial" w:hAnsi="Arial" w:cs="Arial"/>
           <w:lang w:val="en-US"/>
         </w:rPr>
-        <w:t>{</w:t>
-      </w:r>
-      <w:proofErr w:type="spellStart"/>
-      <w:r>
-        <w:rPr>
-          <w:rFonts w:ascii="Arial" w:hAnsi="Arial" w:cs="Arial"/>
-          <w:lang w:val="en-US"/>
-        </w:rPr>
-        <w:t>ppk</w:t>
-      </w:r>
-      <w:proofErr w:type="spellEnd"/>
-      <w:r>
-        <w:rPr>
-          <w:rFonts w:ascii="Arial" w:hAnsi="Arial" w:cs="Arial"/>
-          <w:lang w:val="en-US"/>
-        </w:rPr>
-        <w:t>}</w:t>
+        <w:t>{ppk}</w:t>
       </w:r>
     </w:p>
     <w:p>
@@ -1230,8 +1156,12 @@
       </w:r>
     </w:p>
     <w:sectPr>
-      <w:headerReference w:type="default" r:id="rId11"/>
-      <w:footerReference w:type="default" r:id="rId12"/>
+      <w:headerReference w:type="even" r:id="rId11"/>
+      <w:headerReference w:type="default" r:id="rId12"/>
+      <w:footerReference w:type="even" r:id="rId13"/>
+      <w:footerReference w:type="default" r:id="rId14"/>
+      <w:headerReference w:type="first" r:id="rId15"/>
+      <w:footerReference w:type="first" r:id="rId16"/>
       <w:pgSz w:w="11906" w:h="16838" w:code="9"/>
       <w:pgMar w:top="1134" w:right="1134" w:bottom="1418" w:left="1418" w:header="284" w:footer="284" w:gutter="0"/>
       <w:cols w:space="708"/>
@@ -1242,7 +1172,7 @@
 </file>
 
 <file path=word/endnotes.xml><?xml version="1.0" encoding="utf-8"?>
-<w:endnotes xmlns:wpc="http://schemas.microsoft.com/office/word/2010/wordprocessingCanvas" xmlns:cx="http://schemas.microsoft.com/office/drawing/2014/chartex" xmlns:cx1="http://schemas.microsoft.com/office/drawing/2015/9/8/chartex" xmlns:cx2="http://schemas.microsoft.com/office/drawing/2015/10/21/chartex" xmlns:cx3="http://schemas.microsoft.com/office/drawing/2016/5/9/chartex" xmlns:cx4="http://schemas.microsoft.com/office/drawing/2016/5/10/chartex" xmlns:cx5="http://schemas.microsoft.com/office/drawing/2016/5/11/chartex" xmlns:cx6="http://schemas.microsoft.com/office/drawing/2016/5/12/chartex" xmlns:cx7="http://schemas.microsoft.com/office/drawing/2016/5/13/chartex" xmlns:cx8="http://schemas.microsoft.com/office/drawing/2016/5/14/chartex" xmlns:mc="http://schemas.openxmlformats.org/markup-compatibility/2006" xmlns:aink="http://schemas.microsoft.com/office/drawing/2016/ink" xmlns:am3d="http://schemas.microsoft.com/office/drawing/2017/model3d" xmlns:o="urn:schemas-microsoft-com:office:office" xmlns:r="http://schemas.openxmlformats.org/officeDocument/2006/relationships" xmlns:m="http://schemas.openxmlformats.org/officeDocument/2006/math" xmlns:v="urn:schemas-microsoft-com:vml" xmlns:wp14="http://schemas.microsoft.com/office/word/2010/wordprocessingDrawing" xmlns:wp="http://schemas.openxmlformats.org/drawingml/2006/wordprocessingDrawing" xmlns:w10="urn:schemas-microsoft-com:office:word" xmlns:w="http://schemas.openxmlformats.org/wordprocessingml/2006/main" xmlns:w14="http://schemas.microsoft.com/office/word/2010/wordml" xmlns:w15="http://schemas.microsoft.com/office/word/2012/wordml" xmlns:w16cex="http://schemas.microsoft.com/office/word/2018/wordml/cex" xmlns:w16cid="http://schemas.microsoft.com/office/word/2016/wordml/cid" xmlns:w16="http://schemas.microsoft.com/office/word/2018/wordml" xmlns:w16sdtdh="http://schemas.microsoft.com/office/word/2020/wordml/sdtdatahash" xmlns:w16se="http://schemas.microsoft.com/office/word/2015/wordml/symex" xmlns:wpg="http://schemas.microsoft.com/office/word/2010/wordprocessingGroup" xmlns:wpi="http://schemas.microsoft.com/office/word/2010/wordprocessingInk" xmlns:wne="http://schemas.microsoft.com/office/word/2006/wordml" xmlns:wps="http://schemas.microsoft.com/office/word/2010/wordprocessingShape" mc:Ignorable="w14 w15 w16se w16cid w16 w16cex w16sdtdh wp14">
+<w:endnotes xmlns:wpc="http://schemas.microsoft.com/office/word/2010/wordprocessingCanvas" xmlns:cx="http://schemas.microsoft.com/office/drawing/2014/chartex" xmlns:cx1="http://schemas.microsoft.com/office/drawing/2015/9/8/chartex" xmlns:cx2="http://schemas.microsoft.com/office/drawing/2015/10/21/chartex" xmlns:cx3="http://schemas.microsoft.com/office/drawing/2016/5/9/chartex" xmlns:cx4="http://schemas.microsoft.com/office/drawing/2016/5/10/chartex" xmlns:cx5="http://schemas.microsoft.com/office/drawing/2016/5/11/chartex" xmlns:cx6="http://schemas.microsoft.com/office/drawing/2016/5/12/chartex" xmlns:cx7="http://schemas.microsoft.com/office/drawing/2016/5/13/chartex" xmlns:cx8="http://schemas.microsoft.com/office/drawing/2016/5/14/chartex" xmlns:mc="http://schemas.openxmlformats.org/markup-compatibility/2006" xmlns:aink="http://schemas.microsoft.com/office/drawing/2016/ink" xmlns:am3d="http://schemas.microsoft.com/office/drawing/2017/model3d" xmlns:o="urn:schemas-microsoft-com:office:office" xmlns:oel="http://schemas.microsoft.com/office/2019/extlst" xmlns:r="http://schemas.openxmlformats.org/officeDocument/2006/relationships" xmlns:m="http://schemas.openxmlformats.org/officeDocument/2006/math" xmlns:v="urn:schemas-microsoft-com:vml" xmlns:wp14="http://schemas.microsoft.com/office/word/2010/wordprocessingDrawing" xmlns:wp="http://schemas.openxmlformats.org/drawingml/2006/wordprocessingDrawing" xmlns:w10="urn:schemas-microsoft-com:office:word" xmlns:w="http://schemas.openxmlformats.org/wordprocessingml/2006/main" xmlns:w14="http://schemas.microsoft.com/office/word/2010/wordml" xmlns:w15="http://schemas.microsoft.com/office/word/2012/wordml" xmlns:w16cex="http://schemas.microsoft.com/office/word/2018/wordml/cex" xmlns:w16cid="http://schemas.microsoft.com/office/word/2016/wordml/cid" xmlns:w16="http://schemas.microsoft.com/office/word/2018/wordml" xmlns:w16du="http://schemas.microsoft.com/office/word/2023/wordml/word16du" xmlns:w16sdtdh="http://schemas.microsoft.com/office/word/2020/wordml/sdtdatahash" xmlns:w16sdtfl="http://schemas.microsoft.com/office/word/2024/wordml/sdtformatlock" xmlns:w16se="http://schemas.microsoft.com/office/word/2015/wordml/symex" xmlns:wpg="http://schemas.microsoft.com/office/word/2010/wordprocessingGroup" xmlns:wpi="http://schemas.microsoft.com/office/word/2010/wordprocessingInk" xmlns:wne="http://schemas.microsoft.com/office/word/2006/wordml" xmlns:wps="http://schemas.microsoft.com/office/word/2010/wordprocessingShape" mc:Ignorable="w14 w15 w16se w16cid w16 w16cex w16sdtdh w16sdtfl w16du wp14">
   <w:endnote w:type="separator" w:id="-1">
     <w:p>
       <w:pPr>
@@ -1274,7 +1204,17 @@
 </file>
 
 <file path=word/footer1.xml><?xml version="1.0" encoding="utf-8"?>
-<w:ftr xmlns:wpc="http://schemas.microsoft.com/office/word/2010/wordprocessingCanvas" xmlns:cx="http://schemas.microsoft.com/office/drawing/2014/chartex" xmlns:cx1="http://schemas.microsoft.com/office/drawing/2015/9/8/chartex" xmlns:cx2="http://schemas.microsoft.com/office/drawing/2015/10/21/chartex" xmlns:cx3="http://schemas.microsoft.com/office/drawing/2016/5/9/chartex" xmlns:cx4="http://schemas.microsoft.com/office/drawing/2016/5/10/chartex" xmlns:cx5="http://schemas.microsoft.com/office/drawing/2016/5/11/chartex" xmlns:cx6="http://schemas.microsoft.com/office/drawing/2016/5/12/chartex" xmlns:cx7="http://schemas.microsoft.com/office/drawing/2016/5/13/chartex" xmlns:cx8="http://schemas.microsoft.com/office/drawing/2016/5/14/chartex" xmlns:mc="http://schemas.openxmlformats.org/markup-compatibility/2006" xmlns:aink="http://schemas.microsoft.com/office/drawing/2016/ink" xmlns:am3d="http://schemas.microsoft.com/office/drawing/2017/model3d" xmlns:o="urn:schemas-microsoft-com:office:office" xmlns:r="http://schemas.openxmlformats.org/officeDocument/2006/relationships" xmlns:m="http://schemas.openxmlformats.org/officeDocument/2006/math" xmlns:v="urn:schemas-microsoft-com:vml" xmlns:wp14="http://schemas.microsoft.com/office/word/2010/wordprocessingDrawing" xmlns:wp="http://schemas.openxmlformats.org/drawingml/2006/wordprocessingDrawing" xmlns:w10="urn:schemas-microsoft-com:office:word" xmlns:w="http://schemas.openxmlformats.org/wordprocessingml/2006/main" xmlns:w14="http://schemas.microsoft.com/office/word/2010/wordml" xmlns:w15="http://schemas.microsoft.com/office/word/2012/wordml" xmlns:w16cex="http://schemas.microsoft.com/office/word/2018/wordml/cex" xmlns:w16cid="http://schemas.microsoft.com/office/word/2016/wordml/cid" xmlns:w16="http://schemas.microsoft.com/office/word/2018/wordml" xmlns:w16sdtdh="http://schemas.microsoft.com/office/word/2020/wordml/sdtdatahash" xmlns:w16se="http://schemas.microsoft.com/office/word/2015/wordml/symex" xmlns:wpg="http://schemas.microsoft.com/office/word/2010/wordprocessingGroup" xmlns:wpi="http://schemas.microsoft.com/office/word/2010/wordprocessingInk" xmlns:wne="http://schemas.microsoft.com/office/word/2006/wordml" xmlns:wps="http://schemas.microsoft.com/office/word/2010/wordprocessingShape" mc:Ignorable="w14 w15 w16se w16cid w16 w16cex w16sdtdh wp14">
+<w:ftr xmlns:wpc="http://schemas.microsoft.com/office/word/2010/wordprocessingCanvas" xmlns:cx="http://schemas.microsoft.com/office/drawing/2014/chartex" xmlns:cx1="http://schemas.microsoft.com/office/drawing/2015/9/8/chartex" xmlns:cx2="http://schemas.microsoft.com/office/drawing/2015/10/21/chartex" xmlns:cx3="http://schemas.microsoft.com/office/drawing/2016/5/9/chartex" xmlns:cx4="http://schemas.microsoft.com/office/drawing/2016/5/10/chartex" xmlns:cx5="http://schemas.microsoft.com/office/drawing/2016/5/11/chartex" xmlns:cx6="http://schemas.microsoft.com/office/drawing/2016/5/12/chartex" xmlns:cx7="http://schemas.microsoft.com/office/drawing/2016/5/13/chartex" xmlns:cx8="http://schemas.microsoft.com/office/drawing/2016/5/14/chartex" xmlns:mc="http://schemas.openxmlformats.org/markup-compatibility/2006" xmlns:aink="http://schemas.microsoft.com/office/drawing/2016/ink" xmlns:am3d="http://schemas.microsoft.com/office/drawing/2017/model3d" xmlns:o="urn:schemas-microsoft-com:office:office" xmlns:oel="http://schemas.microsoft.com/office/2019/extlst" xmlns:r="http://schemas.openxmlformats.org/officeDocument/2006/relationships" xmlns:m="http://schemas.openxmlformats.org/officeDocument/2006/math" xmlns:v="urn:schemas-microsoft-com:vml" xmlns:wp14="http://schemas.microsoft.com/office/word/2010/wordprocessingDrawing" xmlns:wp="http://schemas.openxmlformats.org/drawingml/2006/wordprocessingDrawing" xmlns:w10="urn:schemas-microsoft-com:office:word" xmlns:w="http://schemas.openxmlformats.org/wordprocessingml/2006/main" xmlns:w14="http://schemas.microsoft.com/office/word/2010/wordml" xmlns:w15="http://schemas.microsoft.com/office/word/2012/wordml" xmlns:w16cex="http://schemas.microsoft.com/office/word/2018/wordml/cex" xmlns:w16cid="http://schemas.microsoft.com/office/word/2016/wordml/cid" xmlns:w16="http://schemas.microsoft.com/office/word/2018/wordml" xmlns:w16du="http://schemas.microsoft.com/office/word/2023/wordml/word16du" xmlns:w16sdtdh="http://schemas.microsoft.com/office/word/2020/wordml/sdtdatahash" xmlns:w16sdtfl="http://schemas.microsoft.com/office/word/2024/wordml/sdtformatlock" xmlns:w16se="http://schemas.microsoft.com/office/word/2015/wordml/symex" xmlns:wpg="http://schemas.microsoft.com/office/word/2010/wordprocessingGroup" xmlns:wpi="http://schemas.microsoft.com/office/word/2010/wordprocessingInk" xmlns:wne="http://schemas.microsoft.com/office/word/2006/wordml" xmlns:wps="http://schemas.microsoft.com/office/word/2010/wordprocessingShape" mc:Ignorable="w14 w15 w16se w16cid w16 w16cex w16sdtdh w16sdtfl w16du wp14">
+  <w:p>
+    <w:pPr>
+      <w:pStyle w:val="Footer"/>
+    </w:pPr>
+  </w:p>
+</w:ftr>
+</file>
+
+<file path=word/footer2.xml><?xml version="1.0" encoding="utf-8"?>
+<w:ftr xmlns:wpc="http://schemas.microsoft.com/office/word/2010/wordprocessingCanvas" xmlns:cx="http://schemas.microsoft.com/office/drawing/2014/chartex" xmlns:cx1="http://schemas.microsoft.com/office/drawing/2015/9/8/chartex" xmlns:cx2="http://schemas.microsoft.com/office/drawing/2015/10/21/chartex" xmlns:cx3="http://schemas.microsoft.com/office/drawing/2016/5/9/chartex" xmlns:cx4="http://schemas.microsoft.com/office/drawing/2016/5/10/chartex" xmlns:cx5="http://schemas.microsoft.com/office/drawing/2016/5/11/chartex" xmlns:cx6="http://schemas.microsoft.com/office/drawing/2016/5/12/chartex" xmlns:cx7="http://schemas.microsoft.com/office/drawing/2016/5/13/chartex" xmlns:cx8="http://schemas.microsoft.com/office/drawing/2016/5/14/chartex" xmlns:mc="http://schemas.openxmlformats.org/markup-compatibility/2006" xmlns:aink="http://schemas.microsoft.com/office/drawing/2016/ink" xmlns:am3d="http://schemas.microsoft.com/office/drawing/2017/model3d" xmlns:o="urn:schemas-microsoft-com:office:office" xmlns:oel="http://schemas.microsoft.com/office/2019/extlst" xmlns:r="http://schemas.openxmlformats.org/officeDocument/2006/relationships" xmlns:m="http://schemas.openxmlformats.org/officeDocument/2006/math" xmlns:v="urn:schemas-microsoft-com:vml" xmlns:wp14="http://schemas.microsoft.com/office/word/2010/wordprocessingDrawing" xmlns:wp="http://schemas.openxmlformats.org/drawingml/2006/wordprocessingDrawing" xmlns:w10="urn:schemas-microsoft-com:office:word" xmlns:w="http://schemas.openxmlformats.org/wordprocessingml/2006/main" xmlns:w14="http://schemas.microsoft.com/office/word/2010/wordml" xmlns:w15="http://schemas.microsoft.com/office/word/2012/wordml" xmlns:w16cex="http://schemas.microsoft.com/office/word/2018/wordml/cex" xmlns:w16cid="http://schemas.microsoft.com/office/word/2016/wordml/cid" xmlns:w16="http://schemas.microsoft.com/office/word/2018/wordml" xmlns:w16du="http://schemas.microsoft.com/office/word/2023/wordml/word16du" xmlns:w16sdtdh="http://schemas.microsoft.com/office/word/2020/wordml/sdtdatahash" xmlns:w16sdtfl="http://schemas.microsoft.com/office/word/2024/wordml/sdtformatlock" xmlns:w16se="http://schemas.microsoft.com/office/word/2015/wordml/symex" xmlns:wpg="http://schemas.microsoft.com/office/word/2010/wordprocessingGroup" xmlns:wpi="http://schemas.microsoft.com/office/word/2010/wordprocessingInk" xmlns:wne="http://schemas.microsoft.com/office/word/2006/wordml" xmlns:wps="http://schemas.microsoft.com/office/word/2010/wordprocessingShape" mc:Ignorable="w14 w15 w16se w16cid w16 w16cex w16sdtdh w16sdtfl w16du wp14">
   <w:p>
     <w:pPr>
       <w:pStyle w:val="Footer"/>
@@ -1330,8 +1270,18 @@
 </w:ftr>
 </file>
 
+<file path=word/footer3.xml><?xml version="1.0" encoding="utf-8"?>
+<w:ftr xmlns:wpc="http://schemas.microsoft.com/office/word/2010/wordprocessingCanvas" xmlns:cx="http://schemas.microsoft.com/office/drawing/2014/chartex" xmlns:cx1="http://schemas.microsoft.com/office/drawing/2015/9/8/chartex" xmlns:cx2="http://schemas.microsoft.com/office/drawing/2015/10/21/chartex" xmlns:cx3="http://schemas.microsoft.com/office/drawing/2016/5/9/chartex" xmlns:cx4="http://schemas.microsoft.com/office/drawing/2016/5/10/chartex" xmlns:cx5="http://schemas.microsoft.com/office/drawing/2016/5/11/chartex" xmlns:cx6="http://schemas.microsoft.com/office/drawing/2016/5/12/chartex" xmlns:cx7="http://schemas.microsoft.com/office/drawing/2016/5/13/chartex" xmlns:cx8="http://schemas.microsoft.com/office/drawing/2016/5/14/chartex" xmlns:mc="http://schemas.openxmlformats.org/markup-compatibility/2006" xmlns:aink="http://schemas.microsoft.com/office/drawing/2016/ink" xmlns:am3d="http://schemas.microsoft.com/office/drawing/2017/model3d" xmlns:o="urn:schemas-microsoft-com:office:office" xmlns:oel="http://schemas.microsoft.com/office/2019/extlst" xmlns:r="http://schemas.openxmlformats.org/officeDocument/2006/relationships" xmlns:m="http://schemas.openxmlformats.org/officeDocument/2006/math" xmlns:v="urn:schemas-microsoft-com:vml" xmlns:wp14="http://schemas.microsoft.com/office/word/2010/wordprocessingDrawing" xmlns:wp="http://schemas.openxmlformats.org/drawingml/2006/wordprocessingDrawing" xmlns:w10="urn:schemas-microsoft-com:office:word" xmlns:w="http://schemas.openxmlformats.org/wordprocessingml/2006/main" xmlns:w14="http://schemas.microsoft.com/office/word/2010/wordml" xmlns:w15="http://schemas.microsoft.com/office/word/2012/wordml" xmlns:w16cex="http://schemas.microsoft.com/office/word/2018/wordml/cex" xmlns:w16cid="http://schemas.microsoft.com/office/word/2016/wordml/cid" xmlns:w16="http://schemas.microsoft.com/office/word/2018/wordml" xmlns:w16du="http://schemas.microsoft.com/office/word/2023/wordml/word16du" xmlns:w16sdtdh="http://schemas.microsoft.com/office/word/2020/wordml/sdtdatahash" xmlns:w16sdtfl="http://schemas.microsoft.com/office/word/2024/wordml/sdtformatlock" xmlns:w16se="http://schemas.microsoft.com/office/word/2015/wordml/symex" xmlns:wpg="http://schemas.microsoft.com/office/word/2010/wordprocessingGroup" xmlns:wpi="http://schemas.microsoft.com/office/word/2010/wordprocessingInk" xmlns:wne="http://schemas.microsoft.com/office/word/2006/wordml" xmlns:wps="http://schemas.microsoft.com/office/word/2010/wordprocessingShape" mc:Ignorable="w14 w15 w16se w16cid w16 w16cex w16sdtdh w16sdtfl w16du wp14">
+  <w:p>
+    <w:pPr>
+      <w:pStyle w:val="Footer"/>
+    </w:pPr>
+  </w:p>
+</w:ftr>
+</file>
+
 <file path=word/footnotes.xml><?xml version="1.0" encoding="utf-8"?>
-<w:footnotes xmlns:wpc="http://schemas.microsoft.com/office/word/2010/wordprocessingCanvas" xmlns:cx="http://schemas.microsoft.com/office/drawing/2014/chartex" xmlns:cx1="http://schemas.microsoft.com/office/drawing/2015/9/8/chartex" xmlns:cx2="http://schemas.microsoft.com/office/drawing/2015/10/21/chartex" xmlns:cx3="http://schemas.microsoft.com/office/drawing/2016/5/9/chartex" xmlns:cx4="http://schemas.microsoft.com/office/drawing/2016/5/10/chartex" xmlns:cx5="http://schemas.microsoft.com/office/drawing/2016/5/11/chartex" xmlns:cx6="http://schemas.microsoft.com/office/drawing/2016/5/12/chartex" xmlns:cx7="http://schemas.microsoft.com/office/drawing/2016/5/13/chartex" xmlns:cx8="http://schemas.microsoft.com/office/drawing/2016/5/14/chartex" xmlns:mc="http://schemas.openxmlformats.org/markup-compatibility/2006" xmlns:aink="http://schemas.microsoft.com/office/drawing/2016/ink" xmlns:am3d="http://schemas.microsoft.com/office/drawing/2017/model3d" xmlns:o="urn:schemas-microsoft-com:office:office" xmlns:r="http://schemas.openxmlformats.org/officeDocument/2006/relationships" xmlns:m="http://schemas.openxmlformats.org/officeDocument/2006/math" xmlns:v="urn:schemas-microsoft-com:vml" xmlns:wp14="http://schemas.microsoft.com/office/word/2010/wordprocessingDrawing" xmlns:wp="http://schemas.openxmlformats.org/drawingml/2006/wordprocessingDrawing" xmlns:w10="urn:schemas-microsoft-com:office:word" xmlns:w="http://schemas.openxmlformats.org/wordprocessingml/2006/main" xmlns:w14="http://schemas.microsoft.com/office/word/2010/wordml" xmlns:w15="http://schemas.microsoft.com/office/word/2012/wordml" xmlns:w16cex="http://schemas.microsoft.com/office/word/2018/wordml/cex" xmlns:w16cid="http://schemas.microsoft.com/office/word/2016/wordml/cid" xmlns:w16="http://schemas.microsoft.com/office/word/2018/wordml" xmlns:w16sdtdh="http://schemas.microsoft.com/office/word/2020/wordml/sdtdatahash" xmlns:w16se="http://schemas.microsoft.com/office/word/2015/wordml/symex" xmlns:wpg="http://schemas.microsoft.com/office/word/2010/wordprocessingGroup" xmlns:wpi="http://schemas.microsoft.com/office/word/2010/wordprocessingInk" xmlns:wne="http://schemas.microsoft.com/office/word/2006/wordml" xmlns:wps="http://schemas.microsoft.com/office/word/2010/wordprocessingShape" mc:Ignorable="w14 w15 w16se w16cid w16 w16cex w16sdtdh wp14">
+<w:footnotes xmlns:wpc="http://schemas.microsoft.com/office/word/2010/wordprocessingCanvas" xmlns:cx="http://schemas.microsoft.com/office/drawing/2014/chartex" xmlns:cx1="http://schemas.microsoft.com/office/drawing/2015/9/8/chartex" xmlns:cx2="http://schemas.microsoft.com/office/drawing/2015/10/21/chartex" xmlns:cx3="http://schemas.microsoft.com/office/drawing/2016/5/9/chartex" xmlns:cx4="http://schemas.microsoft.com/office/drawing/2016/5/10/chartex" xmlns:cx5="http://schemas.microsoft.com/office/drawing/2016/5/11/chartex" xmlns:cx6="http://schemas.microsoft.com/office/drawing/2016/5/12/chartex" xmlns:cx7="http://schemas.microsoft.com/office/drawing/2016/5/13/chartex" xmlns:cx8="http://schemas.microsoft.com/office/drawing/2016/5/14/chartex" xmlns:mc="http://schemas.openxmlformats.org/markup-compatibility/2006" xmlns:aink="http://schemas.microsoft.com/office/drawing/2016/ink" xmlns:am3d="http://schemas.microsoft.com/office/drawing/2017/model3d" xmlns:o="urn:schemas-microsoft-com:office:office" xmlns:oel="http://schemas.microsoft.com/office/2019/extlst" xmlns:r="http://schemas.openxmlformats.org/officeDocument/2006/relationships" xmlns:m="http://schemas.openxmlformats.org/officeDocument/2006/math" xmlns:v="urn:schemas-microsoft-com:vml" xmlns:wp14="http://schemas.microsoft.com/office/word/2010/wordprocessingDrawing" xmlns:wp="http://schemas.openxmlformats.org/drawingml/2006/wordprocessingDrawing" xmlns:w10="urn:schemas-microsoft-com:office:word" xmlns:w="http://schemas.openxmlformats.org/wordprocessingml/2006/main" xmlns:w14="http://schemas.microsoft.com/office/word/2010/wordml" xmlns:w15="http://schemas.microsoft.com/office/word/2012/wordml" xmlns:w16cex="http://schemas.microsoft.com/office/word/2018/wordml/cex" xmlns:w16cid="http://schemas.microsoft.com/office/word/2016/wordml/cid" xmlns:w16="http://schemas.microsoft.com/office/word/2018/wordml" xmlns:w16du="http://schemas.microsoft.com/office/word/2023/wordml/word16du" xmlns:w16sdtdh="http://schemas.microsoft.com/office/word/2020/wordml/sdtdatahash" xmlns:w16sdtfl="http://schemas.microsoft.com/office/word/2024/wordml/sdtformatlock" xmlns:w16se="http://schemas.microsoft.com/office/word/2015/wordml/symex" xmlns:wpg="http://schemas.microsoft.com/office/word/2010/wordprocessingGroup" xmlns:wpi="http://schemas.microsoft.com/office/word/2010/wordprocessingInk" xmlns:wne="http://schemas.microsoft.com/office/word/2006/wordml" xmlns:wps="http://schemas.microsoft.com/office/word/2010/wordprocessingShape" mc:Ignorable="w14 w15 w16se w16cid w16 w16cex w16sdtdh w16sdtfl w16du wp14">
   <w:footnote w:type="separator" w:id="-1">
     <w:p>
       <w:pPr>
@@ -1363,7 +1313,17 @@
 </file>
 
 <file path=word/header1.xml><?xml version="1.0" encoding="utf-8"?>
-<w:hdr xmlns:wpc="http://schemas.microsoft.com/office/word/2010/wordprocessingCanvas" xmlns:cx="http://schemas.microsoft.com/office/drawing/2014/chartex" xmlns:cx1="http://schemas.microsoft.com/office/drawing/2015/9/8/chartex" xmlns:cx2="http://schemas.microsoft.com/office/drawing/2015/10/21/chartex" xmlns:cx3="http://schemas.microsoft.com/office/drawing/2016/5/9/chartex" xmlns:cx4="http://schemas.microsoft.com/office/drawing/2016/5/10/chartex" xmlns:cx5="http://schemas.microsoft.com/office/drawing/2016/5/11/chartex" xmlns:cx6="http://schemas.microsoft.com/office/drawing/2016/5/12/chartex" xmlns:cx7="http://schemas.microsoft.com/office/drawing/2016/5/13/chartex" xmlns:cx8="http://schemas.microsoft.com/office/drawing/2016/5/14/chartex" xmlns:mc="http://schemas.openxmlformats.org/markup-compatibility/2006" xmlns:aink="http://schemas.microsoft.com/office/drawing/2016/ink" xmlns:am3d="http://schemas.microsoft.com/office/drawing/2017/model3d" xmlns:o="urn:schemas-microsoft-com:office:office" xmlns:r="http://schemas.openxmlformats.org/officeDocument/2006/relationships" xmlns:m="http://schemas.openxmlformats.org/officeDocument/2006/math" xmlns:v="urn:schemas-microsoft-com:vml" xmlns:wp14="http://schemas.microsoft.com/office/word/2010/wordprocessingDrawing" xmlns:wp="http://schemas.openxmlformats.org/drawingml/2006/wordprocessingDrawing" xmlns:w10="urn:schemas-microsoft-com:office:word" xmlns:w="http://schemas.openxmlformats.org/wordprocessingml/2006/main" xmlns:w14="http://schemas.microsoft.com/office/word/2010/wordml" xmlns:w15="http://schemas.microsoft.com/office/word/2012/wordml" xmlns:w16cex="http://schemas.microsoft.com/office/word/2018/wordml/cex" xmlns:w16cid="http://schemas.microsoft.com/office/word/2016/wordml/cid" xmlns:w16="http://schemas.microsoft.com/office/word/2018/wordml" xmlns:w16sdtdh="http://schemas.microsoft.com/office/word/2020/wordml/sdtdatahash" xmlns:w16se="http://schemas.microsoft.com/office/word/2015/wordml/symex" xmlns:wpg="http://schemas.microsoft.com/office/word/2010/wordprocessingGroup" xmlns:wpi="http://schemas.microsoft.com/office/word/2010/wordprocessingInk" xmlns:wne="http://schemas.microsoft.com/office/word/2006/wordml" xmlns:wps="http://schemas.microsoft.com/office/word/2010/wordprocessingShape" mc:Ignorable="w14 w15 w16se w16cid w16 w16cex w16sdtdh wp14">
+<w:hdr xmlns:wpc="http://schemas.microsoft.com/office/word/2010/wordprocessingCanvas" xmlns:cx="http://schemas.microsoft.com/office/drawing/2014/chartex" xmlns:cx1="http://schemas.microsoft.com/office/drawing/2015/9/8/chartex" xmlns:cx2="http://schemas.microsoft.com/office/drawing/2015/10/21/chartex" xmlns:cx3="http://schemas.microsoft.com/office/drawing/2016/5/9/chartex" xmlns:cx4="http://schemas.microsoft.com/office/drawing/2016/5/10/chartex" xmlns:cx5="http://schemas.microsoft.com/office/drawing/2016/5/11/chartex" xmlns:cx6="http://schemas.microsoft.com/office/drawing/2016/5/12/chartex" xmlns:cx7="http://schemas.microsoft.com/office/drawing/2016/5/13/chartex" xmlns:cx8="http://schemas.microsoft.com/office/drawing/2016/5/14/chartex" xmlns:mc="http://schemas.openxmlformats.org/markup-compatibility/2006" xmlns:aink="http://schemas.microsoft.com/office/drawing/2016/ink" xmlns:am3d="http://schemas.microsoft.com/office/drawing/2017/model3d" xmlns:o="urn:schemas-microsoft-com:office:office" xmlns:oel="http://schemas.microsoft.com/office/2019/extlst" xmlns:r="http://schemas.openxmlformats.org/officeDocument/2006/relationships" xmlns:m="http://schemas.openxmlformats.org/officeDocument/2006/math" xmlns:v="urn:schemas-microsoft-com:vml" xmlns:wp14="http://schemas.microsoft.com/office/word/2010/wordprocessingDrawing" xmlns:wp="http://schemas.openxmlformats.org/drawingml/2006/wordprocessingDrawing" xmlns:w10="urn:schemas-microsoft-com:office:word" xmlns:w="http://schemas.openxmlformats.org/wordprocessingml/2006/main" xmlns:w14="http://schemas.microsoft.com/office/word/2010/wordml" xmlns:w15="http://schemas.microsoft.com/office/word/2012/wordml" xmlns:w16cex="http://schemas.microsoft.com/office/word/2018/wordml/cex" xmlns:w16cid="http://schemas.microsoft.com/office/word/2016/wordml/cid" xmlns:w16="http://schemas.microsoft.com/office/word/2018/wordml" xmlns:w16du="http://schemas.microsoft.com/office/word/2023/wordml/word16du" xmlns:w16sdtdh="http://schemas.microsoft.com/office/word/2020/wordml/sdtdatahash" xmlns:w16sdtfl="http://schemas.microsoft.com/office/word/2024/wordml/sdtformatlock" xmlns:w16se="http://schemas.microsoft.com/office/word/2015/wordml/symex" xmlns:wpg="http://schemas.microsoft.com/office/word/2010/wordprocessingGroup" xmlns:wpi="http://schemas.microsoft.com/office/word/2010/wordprocessingInk" xmlns:wne="http://schemas.microsoft.com/office/word/2006/wordml" xmlns:wps="http://schemas.microsoft.com/office/word/2010/wordprocessingShape" mc:Ignorable="w14 w15 w16se w16cid w16 w16cex w16sdtdh w16sdtfl w16du wp14">
+  <w:p>
+    <w:pPr>
+      <w:pStyle w:val="Header"/>
+    </w:pPr>
+  </w:p>
+</w:hdr>
+</file>
+
+<file path=word/header2.xml><?xml version="1.0" encoding="utf-8"?>
+<w:hdr xmlns:wpc="http://schemas.microsoft.com/office/word/2010/wordprocessingCanvas" xmlns:cx="http://schemas.microsoft.com/office/drawing/2014/chartex" xmlns:cx1="http://schemas.microsoft.com/office/drawing/2015/9/8/chartex" xmlns:cx2="http://schemas.microsoft.com/office/drawing/2015/10/21/chartex" xmlns:cx3="http://schemas.microsoft.com/office/drawing/2016/5/9/chartex" xmlns:cx4="http://schemas.microsoft.com/office/drawing/2016/5/10/chartex" xmlns:cx5="http://schemas.microsoft.com/office/drawing/2016/5/11/chartex" xmlns:cx6="http://schemas.microsoft.com/office/drawing/2016/5/12/chartex" xmlns:cx7="http://schemas.microsoft.com/office/drawing/2016/5/13/chartex" xmlns:cx8="http://schemas.microsoft.com/office/drawing/2016/5/14/chartex" xmlns:mc="http://schemas.openxmlformats.org/markup-compatibility/2006" xmlns:aink="http://schemas.microsoft.com/office/drawing/2016/ink" xmlns:am3d="http://schemas.microsoft.com/office/drawing/2017/model3d" xmlns:o="urn:schemas-microsoft-com:office:office" xmlns:oel="http://schemas.microsoft.com/office/2019/extlst" xmlns:r="http://schemas.openxmlformats.org/officeDocument/2006/relationships" xmlns:m="http://schemas.openxmlformats.org/officeDocument/2006/math" xmlns:v="urn:schemas-microsoft-com:vml" xmlns:wp14="http://schemas.microsoft.com/office/word/2010/wordprocessingDrawing" xmlns:wp="http://schemas.openxmlformats.org/drawingml/2006/wordprocessingDrawing" xmlns:w10="urn:schemas-microsoft-com:office:word" xmlns:w="http://schemas.openxmlformats.org/wordprocessingml/2006/main" xmlns:w14="http://schemas.microsoft.com/office/word/2010/wordml" xmlns:w15="http://schemas.microsoft.com/office/word/2012/wordml" xmlns:w16cex="http://schemas.microsoft.com/office/word/2018/wordml/cex" xmlns:w16cid="http://schemas.microsoft.com/office/word/2016/wordml/cid" xmlns:w16="http://schemas.microsoft.com/office/word/2018/wordml" xmlns:w16du="http://schemas.microsoft.com/office/word/2023/wordml/word16du" xmlns:w16sdtdh="http://schemas.microsoft.com/office/word/2020/wordml/sdtdatahash" xmlns:w16sdtfl="http://schemas.microsoft.com/office/word/2024/wordml/sdtformatlock" xmlns:w16se="http://schemas.microsoft.com/office/word/2015/wordml/symex" xmlns:wpg="http://schemas.microsoft.com/office/word/2010/wordprocessingGroup" xmlns:wpi="http://schemas.microsoft.com/office/word/2010/wordprocessingInk" xmlns:wne="http://schemas.microsoft.com/office/word/2006/wordml" xmlns:wps="http://schemas.microsoft.com/office/word/2010/wordprocessingShape" mc:Ignorable="w14 w15 w16se w16cid w16 w16cex w16sdtdh w16sdtfl w16du wp14">
   <w:p>
     <w:pPr>
       <w:keepNext/>
@@ -1377,8 +1337,6 @@
       <w:outlineLvl w:val="4"/>
       <w:rPr>
         <w:rFonts w:ascii="Arial" w:eastAsiaTheme="majorEastAsia" w:hAnsi="Arial" w:cs="Arial"/>
-        <w:b/>
-        <w:bCs/>
         <w:sz w:val="36"/>
         <w:szCs w:val="36"/>
         <w:lang w:val="en-ID"/>
@@ -1457,8 +1415,6 @@
     <w:r>
       <w:rPr>
         <w:rFonts w:ascii="Arial" w:eastAsiaTheme="majorEastAsia" w:hAnsi="Arial" w:cs="Arial"/>
-        <w:b/>
-        <w:bCs/>
         <w:sz w:val="36"/>
         <w:szCs w:val="36"/>
         <w:lang w:val="en-ID"/>
@@ -1476,15 +1432,11 @@
       <w:outlineLvl w:val="4"/>
       <w:rPr>
         <w:rFonts w:ascii="Arial" w:eastAsiaTheme="majorEastAsia" w:hAnsi="Arial" w:cs="Arial"/>
-        <w:b/>
-        <w:bCs/>
       </w:rPr>
     </w:pPr>
     <w:r>
       <w:rPr>
         <w:rFonts w:ascii="Arial" w:eastAsiaTheme="majorEastAsia" w:hAnsi="Arial" w:cs="Arial"/>
-        <w:b/>
-        <w:bCs/>
         <w:lang w:val="en-ID"/>
       </w:rPr>
       <w:t xml:space="preserve">DIREKTORAT   JENDERAL   BINA   </w:t>
@@ -1492,8 +1444,6 @@
     <w:r>
       <w:rPr>
         <w:rFonts w:ascii="Arial" w:eastAsiaTheme="majorEastAsia" w:hAnsi="Arial" w:cs="Arial"/>
-        <w:b/>
-        <w:bCs/>
       </w:rPr>
       <w:t>KONSTRUKSI</w:t>
     </w:r>
@@ -1643,8 +1593,18 @@
 </w:hdr>
 </file>
 
+<file path=word/header3.xml><?xml version="1.0" encoding="utf-8"?>
+<w:hdr xmlns:wpc="http://schemas.microsoft.com/office/word/2010/wordprocessingCanvas" xmlns:cx="http://schemas.microsoft.com/office/drawing/2014/chartex" xmlns:cx1="http://schemas.microsoft.com/office/drawing/2015/9/8/chartex" xmlns:cx2="http://schemas.microsoft.com/office/drawing/2015/10/21/chartex" xmlns:cx3="http://schemas.microsoft.com/office/drawing/2016/5/9/chartex" xmlns:cx4="http://schemas.microsoft.com/office/drawing/2016/5/10/chartex" xmlns:cx5="http://schemas.microsoft.com/office/drawing/2016/5/11/chartex" xmlns:cx6="http://schemas.microsoft.com/office/drawing/2016/5/12/chartex" xmlns:cx7="http://schemas.microsoft.com/office/drawing/2016/5/13/chartex" xmlns:cx8="http://schemas.microsoft.com/office/drawing/2016/5/14/chartex" xmlns:mc="http://schemas.openxmlformats.org/markup-compatibility/2006" xmlns:aink="http://schemas.microsoft.com/office/drawing/2016/ink" xmlns:am3d="http://schemas.microsoft.com/office/drawing/2017/model3d" xmlns:o="urn:schemas-microsoft-com:office:office" xmlns:oel="http://schemas.microsoft.com/office/2019/extlst" xmlns:r="http://schemas.openxmlformats.org/officeDocument/2006/relationships" xmlns:m="http://schemas.openxmlformats.org/officeDocument/2006/math" xmlns:v="urn:schemas-microsoft-com:vml" xmlns:wp14="http://schemas.microsoft.com/office/word/2010/wordprocessingDrawing" xmlns:wp="http://schemas.openxmlformats.org/drawingml/2006/wordprocessingDrawing" xmlns:w10="urn:schemas-microsoft-com:office:word" xmlns:w="http://schemas.openxmlformats.org/wordprocessingml/2006/main" xmlns:w14="http://schemas.microsoft.com/office/word/2010/wordml" xmlns:w15="http://schemas.microsoft.com/office/word/2012/wordml" xmlns:w16cex="http://schemas.microsoft.com/office/word/2018/wordml/cex" xmlns:w16cid="http://schemas.microsoft.com/office/word/2016/wordml/cid" xmlns:w16="http://schemas.microsoft.com/office/word/2018/wordml" xmlns:w16du="http://schemas.microsoft.com/office/word/2023/wordml/word16du" xmlns:w16sdtdh="http://schemas.microsoft.com/office/word/2020/wordml/sdtdatahash" xmlns:w16sdtfl="http://schemas.microsoft.com/office/word/2024/wordml/sdtformatlock" xmlns:w16se="http://schemas.microsoft.com/office/word/2015/wordml/symex" xmlns:wpg="http://schemas.microsoft.com/office/word/2010/wordprocessingGroup" xmlns:wpi="http://schemas.microsoft.com/office/word/2010/wordprocessingInk" xmlns:wne="http://schemas.microsoft.com/office/word/2006/wordml" xmlns:wps="http://schemas.microsoft.com/office/word/2010/wordprocessingShape" mc:Ignorable="w14 w15 w16se w16cid w16 w16cex w16sdtdh w16sdtfl w16du wp14">
+  <w:p>
+    <w:pPr>
+      <w:pStyle w:val="Header"/>
+    </w:pPr>
+  </w:p>
+</w:hdr>
+</file>
+
 <file path=word/numbering.xml><?xml version="1.0" encoding="utf-8"?>
-<w:numbering xmlns:wpc="http://schemas.microsoft.com/office/word/2010/wordprocessingCanvas" xmlns:cx="http://schemas.microsoft.com/office/drawing/2014/chartex" xmlns:cx1="http://schemas.microsoft.com/office/drawing/2015/9/8/chartex" xmlns:cx2="http://schemas.microsoft.com/office/drawing/2015/10/21/chartex" xmlns:cx3="http://schemas.microsoft.com/office/drawing/2016/5/9/chartex" xmlns:cx4="http://schemas.microsoft.com/office/drawing/2016/5/10/chartex" xmlns:cx5="http://schemas.microsoft.com/office/drawing/2016/5/11/chartex" xmlns:cx6="http://schemas.microsoft.com/office/drawing/2016/5/12/chartex" xmlns:cx7="http://schemas.microsoft.com/office/drawing/2016/5/13/chartex" xmlns:cx8="http://schemas.microsoft.com/office/drawing/2016/5/14/chartex" xmlns:mc="http://schemas.openxmlformats.org/markup-compatibility/2006" xmlns:aink="http://schemas.microsoft.com/office/drawing/2016/ink" xmlns:am3d="http://schemas.microsoft.com/office/drawing/2017/model3d" xmlns:o="urn:schemas-microsoft-com:office:office" xmlns:r="http://schemas.openxmlformats.org/officeDocument/2006/relationships" xmlns:m="http://schemas.openxmlformats.org/officeDocument/2006/math" xmlns:v="urn:schemas-microsoft-com:vml" xmlns:wp14="http://schemas.microsoft.com/office/word/2010/wordprocessingDrawing" xmlns:wp="http://schemas.openxmlformats.org/drawingml/2006/wordprocessingDrawing" xmlns:w10="urn:schemas-microsoft-com:office:word" xmlns:w="http://schemas.openxmlformats.org/wordprocessingml/2006/main" xmlns:w14="http://schemas.microsoft.com/office/word/2010/wordml" xmlns:w15="http://schemas.microsoft.com/office/word/2012/wordml" xmlns:w16cex="http://schemas.microsoft.com/office/word/2018/wordml/cex" xmlns:w16cid="http://schemas.microsoft.com/office/word/2016/wordml/cid" xmlns:w16="http://schemas.microsoft.com/office/word/2018/wordml" xmlns:w16sdtdh="http://schemas.microsoft.com/office/word/2020/wordml/sdtdatahash" xmlns:w16se="http://schemas.microsoft.com/office/word/2015/wordml/symex" xmlns:wpg="http://schemas.microsoft.com/office/word/2010/wordprocessingGroup" xmlns:wpi="http://schemas.microsoft.com/office/word/2010/wordprocessingInk" xmlns:wne="http://schemas.microsoft.com/office/word/2006/wordml" xmlns:wps="http://schemas.microsoft.com/office/word/2010/wordprocessingShape" mc:Ignorable="w14 w15 w16se w16cid w16 w16cex w16sdtdh wp14">
+<w:numbering xmlns:wpc="http://schemas.microsoft.com/office/word/2010/wordprocessingCanvas" xmlns:cx="http://schemas.microsoft.com/office/drawing/2014/chartex" xmlns:cx1="http://schemas.microsoft.com/office/drawing/2015/9/8/chartex" xmlns:cx2="http://schemas.microsoft.com/office/drawing/2015/10/21/chartex" xmlns:cx3="http://schemas.microsoft.com/office/drawing/2016/5/9/chartex" xmlns:cx4="http://schemas.microsoft.com/office/drawing/2016/5/10/chartex" xmlns:cx5="http://schemas.microsoft.com/office/drawing/2016/5/11/chartex" xmlns:cx6="http://schemas.microsoft.com/office/drawing/2016/5/12/chartex" xmlns:cx7="http://schemas.microsoft.com/office/drawing/2016/5/13/chartex" xmlns:cx8="http://schemas.microsoft.com/office/drawing/2016/5/14/chartex" xmlns:mc="http://schemas.openxmlformats.org/markup-compatibility/2006" xmlns:aink="http://schemas.microsoft.com/office/drawing/2016/ink" xmlns:am3d="http://schemas.microsoft.com/office/drawing/2017/model3d" xmlns:o="urn:schemas-microsoft-com:office:office" xmlns:oel="http://schemas.microsoft.com/office/2019/extlst" xmlns:r="http://schemas.openxmlformats.org/officeDocument/2006/relationships" xmlns:m="http://schemas.openxmlformats.org/officeDocument/2006/math" xmlns:v="urn:schemas-microsoft-com:vml" xmlns:wp14="http://schemas.microsoft.com/office/word/2010/wordprocessingDrawing" xmlns:wp="http://schemas.openxmlformats.org/drawingml/2006/wordprocessingDrawing" xmlns:w10="urn:schemas-microsoft-com:office:word" xmlns:w="http://schemas.openxmlformats.org/wordprocessingml/2006/main" xmlns:w14="http://schemas.microsoft.com/office/word/2010/wordml" xmlns:w15="http://schemas.microsoft.com/office/word/2012/wordml" xmlns:w16cex="http://schemas.microsoft.com/office/word/2018/wordml/cex" xmlns:w16cid="http://schemas.microsoft.com/office/word/2016/wordml/cid" xmlns:w16="http://schemas.microsoft.com/office/word/2018/wordml" xmlns:w16du="http://schemas.microsoft.com/office/word/2023/wordml/word16du" xmlns:w16sdtdh="http://schemas.microsoft.com/office/word/2020/wordml/sdtdatahash" xmlns:w16sdtfl="http://schemas.microsoft.com/office/word/2024/wordml/sdtformatlock" xmlns:w16se="http://schemas.microsoft.com/office/word/2015/wordml/symex" xmlns:wpg="http://schemas.microsoft.com/office/word/2010/wordprocessingGroup" xmlns:wpi="http://schemas.microsoft.com/office/word/2010/wordprocessingInk" xmlns:wne="http://schemas.microsoft.com/office/word/2006/wordml" xmlns:wps="http://schemas.microsoft.com/office/word/2010/wordprocessingShape" mc:Ignorable="w14 w15 w16se w16cid w16 w16cex w16sdtdh w16sdtfl w16du wp14">
   <w:abstractNum w:abstractNumId="0" w15:restartNumberingAfterBreak="0">
     <w:nsid w:val="3A977BC2"/>
     <w:multiLevelType w:val="multilevel"/>
@@ -2070,23 +2030,23 @@
       </w:pPr>
     </w:lvl>
   </w:abstractNum>
-  <w:num w:numId="1">
+  <w:num w:numId="1" w16cid:durableId="1786997040">
     <w:abstractNumId w:val="3"/>
   </w:num>
-  <w:num w:numId="2">
+  <w:num w:numId="2" w16cid:durableId="647779727">
     <w:abstractNumId w:val="1"/>
   </w:num>
-  <w:num w:numId="3">
+  <w:num w:numId="3" w16cid:durableId="1053580279">
     <w:abstractNumId w:val="0"/>
   </w:num>
-  <w:num w:numId="4">
+  <w:num w:numId="4" w16cid:durableId="924536672">
     <w:abstractNumId w:val="2"/>
   </w:num>
 </w:numbering>
 </file>
 
 <file path=word/styles.xml><?xml version="1.0" encoding="utf-8"?>
-<w:styles xmlns:mc="http://schemas.openxmlformats.org/markup-compatibility/2006" xmlns:r="http://schemas.openxmlformats.org/officeDocument/2006/relationships" xmlns:w="http://schemas.openxmlformats.org/wordprocessingml/2006/main" xmlns:w14="http://schemas.microsoft.com/office/word/2010/wordml" xmlns:w15="http://schemas.microsoft.com/office/word/2012/wordml" xmlns:w16cex="http://schemas.microsoft.com/office/word/2018/wordml/cex" xmlns:w16cid="http://schemas.microsoft.com/office/word/2016/wordml/cid" xmlns:w16="http://schemas.microsoft.com/office/word/2018/wordml" xmlns:w16sdtdh="http://schemas.microsoft.com/office/word/2020/wordml/sdtdatahash" xmlns:w16se="http://schemas.microsoft.com/office/word/2015/wordml/symex" mc:Ignorable="w14 w15 w16se w16cid w16 w16cex w16sdtdh">
+<w:styles xmlns:mc="http://schemas.openxmlformats.org/markup-compatibility/2006" xmlns:r="http://schemas.openxmlformats.org/officeDocument/2006/relationships" xmlns:w="http://schemas.openxmlformats.org/wordprocessingml/2006/main" xmlns:w14="http://schemas.microsoft.com/office/word/2010/wordml" xmlns:w15="http://schemas.microsoft.com/office/word/2012/wordml" xmlns:w16cex="http://schemas.microsoft.com/office/word/2018/wordml/cex" xmlns:w16cid="http://schemas.microsoft.com/office/word/2016/wordml/cid" xmlns:w16="http://schemas.microsoft.com/office/word/2018/wordml" xmlns:w16du="http://schemas.microsoft.com/office/word/2023/wordml/word16du" xmlns:w16sdtdh="http://schemas.microsoft.com/office/word/2020/wordml/sdtdatahash" xmlns:w16sdtfl="http://schemas.microsoft.com/office/word/2024/wordml/sdtformatlock" xmlns:w16se="http://schemas.microsoft.com/office/word/2015/wordml/symex" mc:Ignorable="w14 w15 w16se w16cid w16 w16cex w16sdtdh w16sdtfl w16du">
   <w:docDefaults>
     <w:rPrDefault>
       <w:rPr>
@@ -3419,27 +3379,10 @@
 </file>
 
 <file path=customXml/item1.xml><?xml version="1.0" encoding="utf-8"?>
-<p:properties xmlns:p="http://schemas.microsoft.com/office/2006/metadata/properties" xmlns:xsi="http://www.w3.org/2001/XMLSchema-instance" xmlns:pc="http://schemas.microsoft.com/office/infopath/2007/PartnerControls">
-  <documentManagement>
-    <lcf76f155ced4ddcb4097134ff3c332f xmlns="87f1a149-5420-40c2-b2e8-d8d0877ebc85">
-      <Terms xmlns="http://schemas.microsoft.com/office/infopath/2007/PartnerControls"/>
-    </lcf76f155ced4ddcb4097134ff3c332f>
-    <TaxCatchAll xmlns="23b7ebbb-480e-4d36-8f38-fd0ac82dae9c" xsi:nil="true"/>
-    <PIC xmlns="87f1a149-5420-40c2-b2e8-d8d0877ebc85" xsi:nil="true"/>
-  </documentManagement>
-</p:properties>
+<b:Sources xmlns:b="http://schemas.openxmlformats.org/officeDocument/2006/bibliography" xmlns="http://schemas.openxmlformats.org/officeDocument/2006/bibliography" SelectedStyle="\APASixthEditionOfficeOnline.xsl" StyleName="APA" Version="6"/>
 </file>
 
 <file path=customXml/item2.xml><?xml version="1.0" encoding="utf-8"?>
-<?mso-contentType ?>
-<FormTemplates xmlns="http://schemas.microsoft.com/sharepoint/v3/contenttype/forms">
-  <Display>DocumentLibraryForm</Display>
-  <Edit>DocumentLibraryForm</Edit>
-  <New>DocumentLibraryForm</New>
-</FormTemplates>
-</file>
-
-<file path=customXml/item3.xml><?xml version="1.0" encoding="utf-8"?>
 <ct:contentTypeSchema xmlns:ct="http://schemas.microsoft.com/office/2006/metadata/contentType" xmlns:ma="http://schemas.microsoft.com/office/2006/metadata/properties/metaAttributes" ct:_="" ma:_="" ma:contentTypeName="Dokumen" ma:contentTypeID="0x010100AEF28E0A17E4AE4FA5DD6A9AABB5DBC8" ma:contentTypeVersion="16" ma:contentTypeDescription="Buat sebuah dokumen baru." ma:contentTypeScope="" ma:versionID="8f92a5ee0dccb74c81ec23f8d53cbb5b">
   <xsd:schema xmlns:xsd="http://www.w3.org/2001/XMLSchema" xmlns:xs="http://www.w3.org/2001/XMLSchema" xmlns:p="http://schemas.microsoft.com/office/2006/metadata/properties" xmlns:ns2="87f1a149-5420-40c2-b2e8-d8d0877ebc85" xmlns:ns3="23b7ebbb-480e-4d36-8f38-fd0ac82dae9c" targetNamespace="http://schemas.microsoft.com/office/2006/metadata/properties" ma:root="true" ma:fieldsID="29d045cbe0d867b6b92beb911301d794" ns2:_="" ns3:_="">
     <xsd:import namespace="87f1a149-5420-40c2-b2e8-d8d0877ebc85"/>
@@ -3682,30 +3625,36 @@
 </ct:contentTypeSchema>
 </file>
 
+<file path=customXml/item3.xml><?xml version="1.0" encoding="utf-8"?>
+<?mso-contentType ?>
+<FormTemplates xmlns="http://schemas.microsoft.com/sharepoint/v3/contenttype/forms">
+  <Display>DocumentLibraryForm</Display>
+  <Edit>DocumentLibraryForm</Edit>
+  <New>DocumentLibraryForm</New>
+</FormTemplates>
+</file>
+
 <file path=customXml/item4.xml><?xml version="1.0" encoding="utf-8"?>
-<b:Sources xmlns:b="http://schemas.openxmlformats.org/officeDocument/2006/bibliography" xmlns="http://schemas.openxmlformats.org/officeDocument/2006/bibliography" SelectedStyle="\APASixthEditionOfficeOnline.xsl" StyleName="APA" Version="6"/>
+<p:properties xmlns:p="http://schemas.microsoft.com/office/2006/metadata/properties" xmlns:xsi="http://www.w3.org/2001/XMLSchema-instance" xmlns:pc="http://schemas.microsoft.com/office/infopath/2007/PartnerControls">
+  <documentManagement>
+    <lcf76f155ced4ddcb4097134ff3c332f xmlns="87f1a149-5420-40c2-b2e8-d8d0877ebc85">
+      <Terms xmlns="http://schemas.microsoft.com/office/infopath/2007/PartnerControls"/>
+    </lcf76f155ced4ddcb4097134ff3c332f>
+    <TaxCatchAll xmlns="23b7ebbb-480e-4d36-8f38-fd0ac82dae9c" xsi:nil="true"/>
+    <PIC xmlns="87f1a149-5420-40c2-b2e8-d8d0877ebc85" xsi:nil="true"/>
+  </documentManagement>
+</p:properties>
 </file>
 
 <file path=customXml/itemProps1.xml><?xml version="1.0" encoding="utf-8"?>
-<ds:datastoreItem xmlns:ds="http://schemas.openxmlformats.org/officeDocument/2006/customXml" ds:itemID="{76147286-6750-44A4-B829-827B6E824193}">
+<ds:datastoreItem xmlns:ds="http://schemas.openxmlformats.org/officeDocument/2006/customXml" ds:itemID="{067B7358-C6E0-43B6-8D00-81CB49B6C9F9}">
   <ds:schemaRefs>
-    <ds:schemaRef ds:uri="http://schemas.microsoft.com/office/2006/metadata/properties"/>
-    <ds:schemaRef ds:uri="http://schemas.microsoft.com/office/infopath/2007/PartnerControls"/>
-    <ds:schemaRef ds:uri="87f1a149-5420-40c2-b2e8-d8d0877ebc85"/>
-    <ds:schemaRef ds:uri="23b7ebbb-480e-4d36-8f38-fd0ac82dae9c"/>
+    <ds:schemaRef ds:uri="http://schemas.openxmlformats.org/officeDocument/2006/bibliography"/>
   </ds:schemaRefs>
 </ds:datastoreItem>
 </file>
 
 <file path=customXml/itemProps2.xml><?xml version="1.0" encoding="utf-8"?>
-<ds:datastoreItem xmlns:ds="http://schemas.openxmlformats.org/officeDocument/2006/customXml" ds:itemID="{28C6D441-23EB-41B4-AB5D-D516FBB4D9B5}">
-  <ds:schemaRefs>
-    <ds:schemaRef ds:uri="http://schemas.microsoft.com/sharepoint/v3/contenttype/forms"/>
-  </ds:schemaRefs>
-</ds:datastoreItem>
-</file>
-
-<file path=customXml/itemProps3.xml><?xml version="1.0" encoding="utf-8"?>
 <ds:datastoreItem xmlns:ds="http://schemas.openxmlformats.org/officeDocument/2006/customXml" ds:itemID="{F933DCB1-DA3E-4914-8681-73B15A81A021}">
   <ds:schemaRefs>
     <ds:schemaRef ds:uri="http://schemas.microsoft.com/office/2006/metadata/contentType"/>
@@ -3724,10 +3673,21 @@
 </ds:datastoreItem>
 </file>
 
+<file path=customXml/itemProps3.xml><?xml version="1.0" encoding="utf-8"?>
+<ds:datastoreItem xmlns:ds="http://schemas.openxmlformats.org/officeDocument/2006/customXml" ds:itemID="{28C6D441-23EB-41B4-AB5D-D516FBB4D9B5}">
+  <ds:schemaRefs>
+    <ds:schemaRef ds:uri="http://schemas.microsoft.com/sharepoint/v3/contenttype/forms"/>
+  </ds:schemaRefs>
+</ds:datastoreItem>
+</file>
+
 <file path=customXml/itemProps4.xml><?xml version="1.0" encoding="utf-8"?>
-<ds:datastoreItem xmlns:ds="http://schemas.openxmlformats.org/officeDocument/2006/customXml" ds:itemID="{067B7358-C6E0-43B6-8D00-81CB49B6C9F9}">
+<ds:datastoreItem xmlns:ds="http://schemas.openxmlformats.org/officeDocument/2006/customXml" ds:itemID="{76147286-6750-44A4-B829-827B6E824193}">
   <ds:schemaRefs>
-    <ds:schemaRef ds:uri="http://schemas.openxmlformats.org/officeDocument/2006/bibliography"/>
+    <ds:schemaRef ds:uri="http://schemas.microsoft.com/office/2006/metadata/properties"/>
+    <ds:schemaRef ds:uri="http://schemas.microsoft.com/office/infopath/2007/PartnerControls"/>
+    <ds:schemaRef ds:uri="87f1a149-5420-40c2-b2e8-d8d0877ebc85"/>
+    <ds:schemaRef ds:uri="23b7ebbb-480e-4d36-8f38-fd0ac82dae9c"/>
   </ds:schemaRefs>
 </ds:datastoreItem>
 </file>